--- a/lessons/8-6/homework.docx
+++ b/lessons/8-6/homework.docx
@@ -106,7 +106,55 @@
     </w:p>
     <w:p>
       <w:pPr>
-        <w:spacing w:after="60"/>
+        <w:keepNext/>
+        <w:spacing w:after="20" w:before="80"/>
+        <w:jc w:val="center"/>
+      </w:pPr>
+      <w:r>
+        <w:drawing>
+          <wp:inline distT="0" distB="0" distL="0" distR="0">
+            <wp:extent cx="1047750" cy="790575"/>
+            <wp:effectExtent t="0" r="0" b="0" l="0"/>
+            <wp:docPr id="1" name="" descr="" title=""/>
+            <wp:cNvGraphicFramePr>
+              <a:graphicFrameLocks xmlns:a="http://schemas.openxmlformats.org/drawingml/2006/main" noChangeAspect="1"/>
+            </wp:cNvGraphicFramePr>
+            <a:graphic xmlns:a="http://schemas.openxmlformats.org/drawingml/2006/main">
+              <a:graphicData uri="http://schemas.openxmlformats.org/drawingml/2006/picture">
+                <pic:pic xmlns:pic="http://schemas.openxmlformats.org/drawingml/2006/picture">
+                  <pic:nvPicPr>
+                    <pic:cNvPr id="0" name="" descr=""/>
+                    <pic:cNvPicPr>
+                      <a:picLocks noChangeAspect="1" noChangeArrowheads="1"/>
+                    </pic:cNvPicPr>
+                  </pic:nvPicPr>
+                  <pic:blipFill>
+                    <a:blip r:embed="rId7" cstate="none"/>
+                    <a:srcRect/>
+                    <a:stretch>
+                      <a:fillRect/>
+                    </a:stretch>
+                  </pic:blipFill>
+                  <pic:spPr bwMode="auto">
+                    <a:xfrm>
+                      <a:off x="0" y="0"/>
+                      <a:ext cx="1047750" cy="790575"/>
+                    </a:xfrm>
+                    <a:prstGeom prst="rect">
+                      <a:avLst/>
+                    </a:prstGeom>
+                  </pic:spPr>
+                </pic:pic>
+              </a:graphicData>
+            </a:graphic>
+          </wp:inline>
+        </w:drawing>
+      </w:r>
+    </w:p>
+    <w:p>
+      <w:pPr>
+        <w:keepNext/>
+        <w:spacing w:after="120"/>
       </w:pPr>
       <w:r>
         <w:rPr>
@@ -116,12 +164,60 @@
         <w:t xml:space="preserve">Histogram (Histograma)</w:t>
       </w:r>
       <w:r>
-        <w:t xml:space="preserve"> — A bar graph that shows the frequency of data within equal intervals; bars touch with no gaps</w:t>
-      </w:r>
-    </w:p>
-    <w:p>
-      <w:pPr>
-        <w:spacing w:after="60"/>
+        <w:t xml:space="preserve"> — A bar graph that groups data into equal ranges. The bars touch.</w:t>
+      </w:r>
+    </w:p>
+    <w:p>
+      <w:pPr>
+        <w:keepNext/>
+        <w:spacing w:after="20" w:before="80"/>
+        <w:jc w:val="center"/>
+      </w:pPr>
+      <w:r>
+        <w:drawing>
+          <wp:inline distT="0" distB="0" distL="0" distR="0">
+            <wp:extent cx="1047750" cy="790575"/>
+            <wp:effectExtent t="0" r="0" b="0" l="0"/>
+            <wp:docPr id="1" name="" descr="" title=""/>
+            <wp:cNvGraphicFramePr>
+              <a:graphicFrameLocks xmlns:a="http://schemas.openxmlformats.org/drawingml/2006/main" noChangeAspect="1"/>
+            </wp:cNvGraphicFramePr>
+            <a:graphic xmlns:a="http://schemas.openxmlformats.org/drawingml/2006/main">
+              <a:graphicData uri="http://schemas.openxmlformats.org/drawingml/2006/picture">
+                <pic:pic xmlns:pic="http://schemas.openxmlformats.org/drawingml/2006/picture">
+                  <pic:nvPicPr>
+                    <pic:cNvPr id="0" name="" descr=""/>
+                    <pic:cNvPicPr>
+                      <a:picLocks noChangeAspect="1" noChangeArrowheads="1"/>
+                    </pic:cNvPicPr>
+                  </pic:nvPicPr>
+                  <pic:blipFill>
+                    <a:blip r:embed="rId8" cstate="none"/>
+                    <a:srcRect/>
+                    <a:stretch>
+                      <a:fillRect/>
+                    </a:stretch>
+                  </pic:blipFill>
+                  <pic:spPr bwMode="auto">
+                    <a:xfrm>
+                      <a:off x="0" y="0"/>
+                      <a:ext cx="1047750" cy="790575"/>
+                    </a:xfrm>
+                    <a:prstGeom prst="rect">
+                      <a:avLst/>
+                    </a:prstGeom>
+                  </pic:spPr>
+                </pic:pic>
+              </a:graphicData>
+            </a:graphic>
+          </wp:inline>
+        </w:drawing>
+      </w:r>
+    </w:p>
+    <w:p>
+      <w:pPr>
+        <w:keepNext/>
+        <w:spacing w:after="120"/>
       </w:pPr>
       <w:r>
         <w:rPr>
@@ -131,12 +227,60 @@
         <w:t xml:space="preserve">Frequency (Frecuencia)</w:t>
       </w:r>
       <w:r>
-        <w:t xml:space="preserve"> — The number of times a data value or group of values occurs</w:t>
-      </w:r>
-    </w:p>
-    <w:p>
-      <w:pPr>
-        <w:spacing w:after="60"/>
+        <w:t xml:space="preserve"> — How many times a value shows up.</w:t>
+      </w:r>
+    </w:p>
+    <w:p>
+      <w:pPr>
+        <w:keepNext/>
+        <w:spacing w:after="20" w:before="80"/>
+        <w:jc w:val="center"/>
+      </w:pPr>
+      <w:r>
+        <w:drawing>
+          <wp:inline distT="0" distB="0" distL="0" distR="0">
+            <wp:extent cx="1047750" cy="790575"/>
+            <wp:effectExtent t="0" r="0" b="0" l="0"/>
+            <wp:docPr id="1" name="" descr="" title=""/>
+            <wp:cNvGraphicFramePr>
+              <a:graphicFrameLocks xmlns:a="http://schemas.openxmlformats.org/drawingml/2006/main" noChangeAspect="1"/>
+            </wp:cNvGraphicFramePr>
+            <a:graphic xmlns:a="http://schemas.openxmlformats.org/drawingml/2006/main">
+              <a:graphicData uri="http://schemas.openxmlformats.org/drawingml/2006/picture">
+                <pic:pic xmlns:pic="http://schemas.openxmlformats.org/drawingml/2006/picture">
+                  <pic:nvPicPr>
+                    <pic:cNvPr id="0" name="" descr=""/>
+                    <pic:cNvPicPr>
+                      <a:picLocks noChangeAspect="1" noChangeArrowheads="1"/>
+                    </pic:cNvPicPr>
+                  </pic:nvPicPr>
+                  <pic:blipFill>
+                    <a:blip r:embed="rId7" cstate="none"/>
+                    <a:srcRect/>
+                    <a:stretch>
+                      <a:fillRect/>
+                    </a:stretch>
+                  </pic:blipFill>
+                  <pic:spPr bwMode="auto">
+                    <a:xfrm>
+                      <a:off x="0" y="0"/>
+                      <a:ext cx="1047750" cy="790575"/>
+                    </a:xfrm>
+                    <a:prstGeom prst="rect">
+                      <a:avLst/>
+                    </a:prstGeom>
+                  </pic:spPr>
+                </pic:pic>
+              </a:graphicData>
+            </a:graphic>
+          </wp:inline>
+        </w:drawing>
+      </w:r>
+    </w:p>
+    <w:p>
+      <w:pPr>
+        <w:keepNext/>
+        <w:spacing w:after="120"/>
       </w:pPr>
       <w:r>
         <w:rPr>
@@ -146,12 +290,60 @@
         <w:t xml:space="preserve">Interval (Intervalo)</w:t>
       </w:r>
       <w:r>
-        <w:t xml:space="preserve"> — A range of values used to group data in a histogram</w:t>
-      </w:r>
-    </w:p>
-    <w:p>
-      <w:pPr>
-        <w:spacing w:after="60"/>
+        <w:t xml:space="preserve"> — A range of numbers used to group data.</w:t>
+      </w:r>
+    </w:p>
+    <w:p>
+      <w:pPr>
+        <w:keepNext/>
+        <w:spacing w:after="20" w:before="80"/>
+        <w:jc w:val="center"/>
+      </w:pPr>
+      <w:r>
+        <w:drawing>
+          <wp:inline distT="0" distB="0" distL="0" distR="0">
+            <wp:extent cx="1047750" cy="790575"/>
+            <wp:effectExtent t="0" r="0" b="0" l="0"/>
+            <wp:docPr id="1" name="" descr="" title=""/>
+            <wp:cNvGraphicFramePr>
+              <a:graphicFrameLocks xmlns:a="http://schemas.openxmlformats.org/drawingml/2006/main" noChangeAspect="1"/>
+            </wp:cNvGraphicFramePr>
+            <a:graphic xmlns:a="http://schemas.openxmlformats.org/drawingml/2006/main">
+              <a:graphicData uri="http://schemas.openxmlformats.org/drawingml/2006/picture">
+                <pic:pic xmlns:pic="http://schemas.openxmlformats.org/drawingml/2006/picture">
+                  <pic:nvPicPr>
+                    <pic:cNvPr id="0" name="" descr=""/>
+                    <pic:cNvPicPr>
+                      <a:picLocks noChangeAspect="1" noChangeArrowheads="1"/>
+                    </pic:cNvPicPr>
+                  </pic:nvPicPr>
+                  <pic:blipFill>
+                    <a:blip r:embed="rId9" cstate="none"/>
+                    <a:srcRect/>
+                    <a:stretch>
+                      <a:fillRect/>
+                    </a:stretch>
+                  </pic:blipFill>
+                  <pic:spPr bwMode="auto">
+                    <a:xfrm>
+                      <a:off x="0" y="0"/>
+                      <a:ext cx="1047750" cy="790575"/>
+                    </a:xfrm>
+                    <a:prstGeom prst="rect">
+                      <a:avLst/>
+                    </a:prstGeom>
+                  </pic:spPr>
+                </pic:pic>
+              </a:graphicData>
+            </a:graphic>
+          </wp:inline>
+        </w:drawing>
+      </w:r>
+    </w:p>
+    <w:p>
+      <w:pPr>
+        <w:keepNext/>
+        <w:spacing w:after="120"/>
       </w:pPr>
       <w:r>
         <w:rPr>
@@ -161,12 +353,60 @@
         <w:t xml:space="preserve">Distribution (Distribución)</w:t>
       </w:r>
       <w:r>
-        <w:t xml:space="preserve"> — The way data values are spread out or arranged across possible values</w:t>
-      </w:r>
-    </w:p>
-    <w:p>
-      <w:pPr>
-        <w:spacing w:after="60"/>
+        <w:t xml:space="preserve"> — How the data is spread out.</w:t>
+      </w:r>
+    </w:p>
+    <w:p>
+      <w:pPr>
+        <w:keepNext/>
+        <w:spacing w:after="20" w:before="80"/>
+        <w:jc w:val="center"/>
+      </w:pPr>
+      <w:r>
+        <w:drawing>
+          <wp:inline distT="0" distB="0" distL="0" distR="0">
+            <wp:extent cx="1047750" cy="790575"/>
+            <wp:effectExtent t="0" r="0" b="0" l="0"/>
+            <wp:docPr id="1" name="" descr="" title=""/>
+            <wp:cNvGraphicFramePr>
+              <a:graphicFrameLocks xmlns:a="http://schemas.openxmlformats.org/drawingml/2006/main" noChangeAspect="1"/>
+            </wp:cNvGraphicFramePr>
+            <a:graphic xmlns:a="http://schemas.openxmlformats.org/drawingml/2006/main">
+              <a:graphicData uri="http://schemas.openxmlformats.org/drawingml/2006/picture">
+                <pic:pic xmlns:pic="http://schemas.openxmlformats.org/drawingml/2006/picture">
+                  <pic:nvPicPr>
+                    <pic:cNvPr id="0" name="" descr=""/>
+                    <pic:cNvPicPr>
+                      <a:picLocks noChangeAspect="1" noChangeArrowheads="1"/>
+                    </pic:cNvPicPr>
+                  </pic:nvPicPr>
+                  <pic:blipFill>
+                    <a:blip r:embed="rId9" cstate="none"/>
+                    <a:srcRect/>
+                    <a:stretch>
+                      <a:fillRect/>
+                    </a:stretch>
+                  </pic:blipFill>
+                  <pic:spPr bwMode="auto">
+                    <a:xfrm>
+                      <a:off x="0" y="0"/>
+                      <a:ext cx="1047750" cy="790575"/>
+                    </a:xfrm>
+                    <a:prstGeom prst="rect">
+                      <a:avLst/>
+                    </a:prstGeom>
+                  </pic:spPr>
+                </pic:pic>
+              </a:graphicData>
+            </a:graphic>
+          </wp:inline>
+        </w:drawing>
+      </w:r>
+    </w:p>
+    <w:p>
+      <w:pPr>
+        <w:keepNext/>
+        <w:spacing w:after="120"/>
       </w:pPr>
       <w:r>
         <w:rPr>
@@ -176,12 +416,60 @@
         <w:t xml:space="preserve">Data distribution (Distribución de datos)</w:t>
       </w:r>
       <w:r>
-        <w:t xml:space="preserve"> — The shape and spread of a data set</w:t>
-      </w:r>
-    </w:p>
-    <w:p>
-      <w:pPr>
-        <w:spacing w:after="60"/>
+        <w:t xml:space="preserve"> — How the data looks: where it sits and how spread out it is.</w:t>
+      </w:r>
+    </w:p>
+    <w:p>
+      <w:pPr>
+        <w:keepNext/>
+        <w:spacing w:after="20" w:before="80"/>
+        <w:jc w:val="center"/>
+      </w:pPr>
+      <w:r>
+        <w:drawing>
+          <wp:inline distT="0" distB="0" distL="0" distR="0">
+            <wp:extent cx="1047750" cy="790575"/>
+            <wp:effectExtent t="0" r="0" b="0" l="0"/>
+            <wp:docPr id="1" name="" descr="" title=""/>
+            <wp:cNvGraphicFramePr>
+              <a:graphicFrameLocks xmlns:a="http://schemas.openxmlformats.org/drawingml/2006/main" noChangeAspect="1"/>
+            </wp:cNvGraphicFramePr>
+            <a:graphic xmlns:a="http://schemas.openxmlformats.org/drawingml/2006/main">
+              <a:graphicData uri="http://schemas.openxmlformats.org/drawingml/2006/picture">
+                <pic:pic xmlns:pic="http://schemas.openxmlformats.org/drawingml/2006/picture">
+                  <pic:nvPicPr>
+                    <pic:cNvPr id="0" name="" descr=""/>
+                    <pic:cNvPicPr>
+                      <a:picLocks noChangeAspect="1" noChangeArrowheads="1"/>
+                    </pic:cNvPicPr>
+                  </pic:nvPicPr>
+                  <pic:blipFill>
+                    <a:blip r:embed="rId10" cstate="none"/>
+                    <a:srcRect/>
+                    <a:stretch>
+                      <a:fillRect/>
+                    </a:stretch>
+                  </pic:blipFill>
+                  <pic:spPr bwMode="auto">
+                    <a:xfrm>
+                      <a:off x="0" y="0"/>
+                      <a:ext cx="1047750" cy="790575"/>
+                    </a:xfrm>
+                    <a:prstGeom prst="rect">
+                      <a:avLst/>
+                    </a:prstGeom>
+                  </pic:spPr>
+                </pic:pic>
+              </a:graphicData>
+            </a:graphic>
+          </wp:inline>
+        </w:drawing>
+      </w:r>
+    </w:p>
+    <w:p>
+      <w:pPr>
+        <w:keepNext/>
+        <w:spacing w:after="120"/>
       </w:pPr>
       <w:r>
         <w:rPr>
@@ -191,7 +479,7 @@
         <w:t xml:space="preserve">Variability (Variabilidad)</w:t>
       </w:r>
       <w:r>
-        <w:t xml:space="preserve"> — How spread out the values in a data set are</w:t>
+        <w:t xml:space="preserve"> — How spread out the numbers are.</w:t>
       </w:r>
     </w:p>
     <w:p>

--- a/lessons/8-6/homework.docx
+++ b/lessons/8-6/homework.docx
@@ -24,7 +24,7 @@
           <w:i/>
           <w:iCs/>
         </w:rPr>
-        <w:t xml:space="preserve">Lesson 8-6  •  Standard 6.SP.4</w:t>
+        <w:t xml:space="preserve">Lesson 8-6  •  Standard 6.DS.5</w:t>
       </w:r>
     </w:p>
     <w:p>
@@ -1130,39 +1130,39 @@
           <w:b/>
           <w:bCs/>
         </w:rPr>
-        <w:t xml:space="preserve">7. A histogram differs from a bar graph because...</w:t>
-      </w:r>
-    </w:p>
-    <w:p>
-      <w:pPr>
-        <w:spacing w:after="40" w:before="0"/>
-      </w:pPr>
-      <w:r>
-        <w:t xml:space="preserve">     A. It groups numeric data into equal intervals with no gaps</w:t>
-      </w:r>
-    </w:p>
-    <w:p>
-      <w:pPr>
-        <w:spacing w:after="40" w:before="0"/>
-      </w:pPr>
-      <w:r>
-        <w:t xml:space="preserve">     B. It uses pictures</w:t>
-      </w:r>
-    </w:p>
-    <w:p>
-      <w:pPr>
-        <w:spacing w:after="40" w:before="0"/>
-      </w:pPr>
-      <w:r>
-        <w:t xml:space="preserve">     C. It only shows one value</w:t>
-      </w:r>
-    </w:p>
-    <w:p>
-      <w:pPr>
-        <w:spacing w:after="40" w:before="0"/>
-      </w:pPr>
-      <w:r>
-        <w:t xml:space="preserve">     D. It cannot show frequency</w:t>
+        <w:t xml:space="preserve">7. A histogram of goals-per-game shows: 0–1: 9 players, 2–3: 6, 4–5: 3, 6–7: 1. What shape is this distribution?</w:t>
+      </w:r>
+    </w:p>
+    <w:p>
+      <w:pPr>
+        <w:spacing w:after="40" w:before="0"/>
+      </w:pPr>
+      <w:r>
+        <w:t xml:space="preserve">     A. Skewed right (most players low, tail toward high values)</w:t>
+      </w:r>
+    </w:p>
+    <w:p>
+      <w:pPr>
+        <w:spacing w:after="40" w:before="0"/>
+      </w:pPr>
+      <w:r>
+        <w:t xml:space="preserve">     B. Skewed left (most players high, tail toward low values)</w:t>
+      </w:r>
+    </w:p>
+    <w:p>
+      <w:pPr>
+        <w:spacing w:after="40" w:before="0"/>
+      </w:pPr>
+      <w:r>
+        <w:t xml:space="preserve">     C. Perfectly symmetric</w:t>
+      </w:r>
+    </w:p>
+    <w:p>
+      <w:pPr>
+        <w:spacing w:after="40" w:before="0"/>
+      </w:pPr>
+      <w:r>
+        <w:t xml:space="preserve">     D. Flat / uniform (all bars equal)</w:t>
       </w:r>
     </w:p>
     <w:p>
@@ -1185,41 +1185,179 @@
           <w:b/>
           <w:bCs/>
         </w:rPr>
-        <w:t xml:space="preserve">8. A histogram bin for 10–19 has a bar height of 6. What does 6 represent?</w:t>
-      </w:r>
-    </w:p>
-    <w:p>
-      <w:pPr>
-        <w:spacing w:after="40" w:before="0"/>
-      </w:pPr>
-      <w:r>
-        <w:t xml:space="preserve">     A. 6 data values fall in that interval</w:t>
-      </w:r>
-    </w:p>
-    <w:p>
-      <w:pPr>
-        <w:spacing w:after="40" w:before="0"/>
-      </w:pPr>
-      <w:r>
-        <w:t xml:space="preserve">     B. The value 6 only</w:t>
-      </w:r>
-    </w:p>
-    <w:p>
-      <w:pPr>
-        <w:spacing w:after="40" w:before="0"/>
-      </w:pPr>
-      <w:r>
-        <w:t xml:space="preserve">     C. 6 intervals</w:t>
-      </w:r>
-    </w:p>
-    <w:p>
-      <w:pPr>
-        <w:spacing w:after="40" w:before="0"/>
-      </w:pPr>
-      <w:r>
-        <w:t xml:space="preserve">     D. The mean is 6</w:t>
-      </w:r>
-    </w:p>
+        <w:t xml:space="preserve">8. Use this data set of rebounds per game to complete the frequency table (intervals of 5): 1, 3, 4, 6, 7, 8, 9, 11, 12, 13, 14, 16.</w:t>
+      </w:r>
+    </w:p>
+    <w:tbl>
+      <w:tblPr>
+        <w:tblW w:type="pct" w:w="100%"/>
+        <w:tblBorders>
+          <w:top w:val="single" w:color="auto" w:sz="4"/>
+          <w:left w:val="single" w:color="auto" w:sz="4"/>
+          <w:bottom w:val="single" w:color="auto" w:sz="4"/>
+          <w:right w:val="single" w:color="auto" w:sz="4"/>
+          <w:insideH w:val="single" w:color="auto" w:sz="4"/>
+          <w:insideV w:val="single" w:color="auto" w:sz="4"/>
+        </w:tblBorders>
+      </w:tblPr>
+      <w:tblGrid>
+        <w:gridCol w:w="100"/>
+        <w:gridCol w:w="100"/>
+      </w:tblGrid>
+      <w:tr>
+        <w:trPr>
+          <w:tblHeader/>
+        </w:trPr>
+        <w:tc>
+          <w:tcPr>
+            <w:tcW w:type="pct" w:w="50%"/>
+          </w:tcPr>
+          <w:p>
+            <w:r>
+              <w:rPr>
+                <w:b/>
+                <w:bCs/>
+              </w:rPr>
+              <w:t xml:space="preserve">Interval (Rebounds)</w:t>
+            </w:r>
+          </w:p>
+        </w:tc>
+        <w:tc>
+          <w:tcPr>
+            <w:tcW w:type="pct" w:w="50%"/>
+          </w:tcPr>
+          <w:p>
+            <w:r>
+              <w:rPr>
+                <w:b/>
+                <w:bCs/>
+              </w:rPr>
+              <w:t xml:space="preserve">Frequency</w:t>
+            </w:r>
+          </w:p>
+        </w:tc>
+      </w:tr>
+      <w:tr>
+        <w:tc>
+          <w:tcPr>
+            <w:tcW w:type="pct" w:w="50%"/>
+          </w:tcPr>
+          <w:p>
+            <w:r>
+              <w:rPr>
+                <w:b w:val="false"/>
+                <w:bCs w:val="false"/>
+              </w:rPr>
+              <w:t xml:space="preserve">0–4</w:t>
+            </w:r>
+          </w:p>
+        </w:tc>
+        <w:tc>
+          <w:tcPr>
+            <w:tcW w:type="pct" w:w="50%"/>
+          </w:tcPr>
+          <w:p>
+            <w:r>
+              <w:rPr>
+                <w:b w:val="false"/>
+                <w:bCs w:val="false"/>
+              </w:rPr>
+              <w:t xml:space="preserve"> </w:t>
+            </w:r>
+          </w:p>
+        </w:tc>
+      </w:tr>
+      <w:tr>
+        <w:tc>
+          <w:tcPr>
+            <w:tcW w:type="pct" w:w="50%"/>
+          </w:tcPr>
+          <w:p>
+            <w:r>
+              <w:rPr>
+                <w:b w:val="false"/>
+                <w:bCs w:val="false"/>
+              </w:rPr>
+              <w:t xml:space="preserve">5–9</w:t>
+            </w:r>
+          </w:p>
+        </w:tc>
+        <w:tc>
+          <w:tcPr>
+            <w:tcW w:type="pct" w:w="50%"/>
+          </w:tcPr>
+          <w:p>
+            <w:r>
+              <w:rPr>
+                <w:b w:val="false"/>
+                <w:bCs w:val="false"/>
+              </w:rPr>
+              <w:t xml:space="preserve"> </w:t>
+            </w:r>
+          </w:p>
+        </w:tc>
+      </w:tr>
+      <w:tr>
+        <w:tc>
+          <w:tcPr>
+            <w:tcW w:type="pct" w:w="50%"/>
+          </w:tcPr>
+          <w:p>
+            <w:r>
+              <w:rPr>
+                <w:b w:val="false"/>
+                <w:bCs w:val="false"/>
+              </w:rPr>
+              <w:t xml:space="preserve">10–14</w:t>
+            </w:r>
+          </w:p>
+        </w:tc>
+        <w:tc>
+          <w:tcPr>
+            <w:tcW w:type="pct" w:w="50%"/>
+          </w:tcPr>
+          <w:p>
+            <w:r>
+              <w:rPr>
+                <w:b w:val="false"/>
+                <w:bCs w:val="false"/>
+              </w:rPr>
+              <w:t xml:space="preserve"> </w:t>
+            </w:r>
+          </w:p>
+        </w:tc>
+      </w:tr>
+      <w:tr>
+        <w:tc>
+          <w:tcPr>
+            <w:tcW w:type="pct" w:w="50%"/>
+          </w:tcPr>
+          <w:p>
+            <w:r>
+              <w:rPr>
+                <w:b w:val="false"/>
+                <w:bCs w:val="false"/>
+              </w:rPr>
+              <w:t xml:space="preserve">15–19</w:t>
+            </w:r>
+          </w:p>
+        </w:tc>
+        <w:tc>
+          <w:tcPr>
+            <w:tcW w:type="pct" w:w="50%"/>
+          </w:tcPr>
+          <w:p>
+            <w:r>
+              <w:rPr>
+                <w:b w:val="false"/>
+                <w:bCs w:val="false"/>
+              </w:rPr>
+              <w:t xml:space="preserve"> </w:t>
+            </w:r>
+          </w:p>
+        </w:tc>
+      </w:tr>
+    </w:tbl>
     <w:p>
       <w:pPr>
         <w:spacing w:after="60" w:before="120"/>
@@ -1240,39 +1378,43 @@
           <w:b/>
           <w:bCs/>
         </w:rPr>
-        <w:t xml:space="preserve">9. Histogram bins are 0–9, 10–19, 20–29 with heights 4, 9, 2. How many data values total?</w:t>
-      </w:r>
-    </w:p>
-    <w:p>
-      <w:pPr>
-        <w:spacing w:after="40" w:before="0"/>
-      </w:pPr>
-      <w:r>
-        <w:t xml:space="preserve">     A. 15</w:t>
-      </w:r>
-    </w:p>
-    <w:p>
-      <w:pPr>
-        <w:spacing w:after="40" w:before="0"/>
-      </w:pPr>
-      <w:r>
-        <w:t xml:space="preserve">     B. 9</w:t>
-      </w:r>
-    </w:p>
-    <w:p>
-      <w:pPr>
-        <w:spacing w:after="40" w:before="0"/>
-      </w:pPr>
-      <w:r>
-        <w:t xml:space="preserve">     C. 6</w:t>
-      </w:r>
-    </w:p>
-    <w:p>
-      <w:pPr>
-        <w:spacing w:after="40" w:before="0"/>
-      </w:pPr>
-      <w:r>
-        <w:t xml:space="preserve">     D. 45</w:t>
+        <w:t xml:space="preserve">9. onLevel — Spot the Common Mistake</w:t>
+      </w:r>
+    </w:p>
+    <w:p>
+      <w:pPr>
+        <w:spacing w:after="40" w:before="0"/>
+      </w:pPr>
+      <w:r>
+        <w:t xml:space="preserve">   Step 1 (Read): A student is working on Display Data: Histograms.</w:t>
+      </w:r>
+    </w:p>
+    <w:p>
+      <w:pPr>
+        <w:spacing w:after="40" w:before="0"/>
+      </w:pPr>
+      <w:r>
+        <w:t xml:space="preserve">   Step 2 (Attempt): They ignored the rule: Each bar's height shows how many data values land inside that interval.</w:t>
+      </w:r>
+    </w:p>
+    <w:p>
+      <w:pPr>
+        <w:spacing w:after="40" w:before="0"/>
+      </w:pPr>
+      <w:r>
+        <w:t xml:space="preserve">   Step 3 (Check): The answer does not match the math rule from class.</w:t>
+      </w:r>
+    </w:p>
+    <w:p>
+      <w:pPr>
+        <w:spacing w:after="60" w:before="0"/>
+      </w:pPr>
+      <w:r>
+        <w:rPr>
+          <w:i/>
+          <w:iCs/>
+        </w:rPr>
+        <w:t xml:space="preserve">Which step has the mistake? Explain and fix it:</w:t>
       </w:r>
     </w:p>
     <w:p>
@@ -1288,6 +1430,28 @@
     </w:p>
     <w:p>
       <w:pPr>
+        <w:spacing w:after="60" w:before="120"/>
+      </w:pPr>
+      <w:r>
+        <w:rPr>
+          <w:color w:val="BBBBBB"/>
+        </w:rPr>
+        <w:t xml:space="preserve">______________________________________________________________________</w:t>
+      </w:r>
+    </w:p>
+    <w:p>
+      <w:pPr>
+        <w:spacing w:after="60" w:before="120"/>
+      </w:pPr>
+      <w:r>
+        <w:rPr>
+          <w:color w:val="BBBBBB"/>
+        </w:rPr>
+        <w:t xml:space="preserve">______________________________________________________________________</w:t>
+      </w:r>
+    </w:p>
+    <w:p>
+      <w:pPr>
         <w:spacing w:after="80" w:before="0"/>
       </w:pPr>
       <w:r>
@@ -1295,39 +1459,39 @@
           <w:b/>
           <w:bCs/>
         </w:rPr>
-        <w:t xml:space="preserve">10. Why should histogram intervals be equal in width?</w:t>
-      </w:r>
-    </w:p>
-    <w:p>
-      <w:pPr>
-        <w:spacing w:after="40" w:before="0"/>
-      </w:pPr>
-      <w:r>
-        <w:t xml:space="preserve">     A. So the bars fairly compare how many values fall in each range</w:t>
-      </w:r>
-    </w:p>
-    <w:p>
-      <w:pPr>
-        <w:spacing w:after="40" w:before="0"/>
-      </w:pPr>
-      <w:r>
-        <w:t xml:space="preserve">     B. To make the graph colorful</w:t>
-      </w:r>
-    </w:p>
-    <w:p>
-      <w:pPr>
-        <w:spacing w:after="40" w:before="0"/>
-      </w:pPr>
-      <w:r>
-        <w:t xml:space="preserve">     C. Because data must be negative</w:t>
-      </w:r>
-    </w:p>
-    <w:p>
-      <w:pPr>
-        <w:spacing w:after="40" w:before="0"/>
-      </w:pPr>
-      <w:r>
-        <w:t xml:space="preserve">     D. So there are no numbers</w:t>
+        <w:t xml:space="preserve">10. Coach recorded these minutes played by 14 players: 4, 8, 9, 12, 14, 15, 17, 18, 19, 22, 24, 27, 31, 33. Using intervals of 10, how many values fall in the 10–19 interval?</w:t>
+      </w:r>
+    </w:p>
+    <w:p>
+      <w:pPr>
+        <w:spacing w:after="40" w:before="0"/>
+      </w:pPr>
+      <w:r>
+        <w:t xml:space="preserve">     A. 6</w:t>
+      </w:r>
+    </w:p>
+    <w:p>
+      <w:pPr>
+        <w:spacing w:after="40" w:before="0"/>
+      </w:pPr>
+      <w:r>
+        <w:t xml:space="preserve">     B. 3</w:t>
+      </w:r>
+    </w:p>
+    <w:p>
+      <w:pPr>
+        <w:spacing w:after="40" w:before="0"/>
+      </w:pPr>
+      <w:r>
+        <w:t xml:space="preserve">     C. 9</w:t>
+      </w:r>
+    </w:p>
+    <w:p>
+      <w:pPr>
+        <w:spacing w:after="40" w:before="0"/>
+      </w:pPr>
+      <w:r>
+        <w:t xml:space="preserve">     D. 5</w:t>
       </w:r>
     </w:p>
     <w:p>
@@ -1373,10 +1537,22 @@
     </w:p>
     <w:p>
       <w:pPr>
+        <w:spacing w:after="20" w:before="0"/>
+      </w:pPr>
+      <w:r>
+        <w:t xml:space="preserve">     Add all frequencies: 3 + 8 + 12 + 5 = 28 players.</w:t>
+      </w:r>
+    </w:p>
+    <w:p>
+      <w:pPr>
         <w:spacing w:after="80" w:before="0"/>
       </w:pPr>
       <w:r>
-        <w:t xml:space="preserve">     Add all frequencies: 3 + 8 + 12 + 5 = 28 players.</w:t>
+        <w:rPr>
+          <w:i/>
+          <w:iCs/>
+        </w:rPr>
+        <w:t xml:space="preserve">     Watch for: A common mistake in Display Data: Histograms is skipping the key idea: "Each bar's height shows how many data values land inside that interval." — always check your work against this rule before you submit.</w:t>
       </w:r>
     </w:p>
     <w:p>
@@ -1393,10 +1569,22 @@
     </w:p>
     <w:p>
       <w:pPr>
+        <w:spacing w:after="20" w:before="0"/>
+      </w:pPr>
+      <w:r>
+        <w:t xml:space="preserve">     Each bar's height shows the frequency — how many data values fall within that interval.</w:t>
+      </w:r>
+    </w:p>
+    <w:p>
+      <w:pPr>
         <w:spacing w:after="80" w:before="0"/>
       </w:pPr>
       <w:r>
-        <w:t xml:space="preserve">     Each bar's height shows the frequency — how many data values fall within that interval.</w:t>
+        <w:rPr>
+          <w:i/>
+          <w:iCs/>
+        </w:rPr>
+        <w:t xml:space="preserve">     Watch for: A common mistake in Display Data: Histograms is skipping the key idea: "Each bar's height shows how many data values land inside that interval." — always check your work against this rule before you submit.</w:t>
       </w:r>
     </w:p>
     <w:p>
@@ -1473,10 +1661,22 @@
     </w:p>
     <w:p>
       <w:pPr>
+        <w:spacing w:after="20" w:before="0"/>
+      </w:pPr>
+      <w:r>
+        <w:t xml:space="preserve">     The 70–79 interval has the highest frequency of 10 students.</w:t>
+      </w:r>
+    </w:p>
+    <w:p>
+      <w:pPr>
         <w:spacing w:after="80" w:before="0"/>
       </w:pPr>
       <w:r>
-        <w:t xml:space="preserve">     The 70–79 interval has the highest frequency of 10 students.</w:t>
+        <w:rPr>
+          <w:i/>
+          <w:iCs/>
+        </w:rPr>
+        <w:t xml:space="preserve">     Watch for: A common mistake in Display Data: Histograms is skipping the key idea: "Each bar's height shows how many data values land inside that interval." — always check your work against this rule before you submit.</w:t>
       </w:r>
     </w:p>
     <w:p>
@@ -1560,7 +1760,15 @@
           <w:b/>
           <w:bCs/>
         </w:rPr>
-        <w:t xml:space="preserve">7. A. It groups numeric data into equal intervals with no gaps</w:t>
+        <w:t xml:space="preserve">7. A. Skewed right (most players low, tail toward high values)</w:t>
+      </w:r>
+    </w:p>
+    <w:p>
+      <w:pPr>
+        <w:spacing w:after="20" w:before="0"/>
+      </w:pPr>
+      <w:r>
+        <w:t xml:space="preserve">     The tallest bars are at the low end (0–1) and the bars shrink as goals increase — the tail points right, so it is skewed right.</w:t>
       </w:r>
     </w:p>
     <w:p>
@@ -1568,19 +1776,111 @@
         <w:spacing w:after="80" w:before="0"/>
       </w:pPr>
       <w:r>
-        <w:t xml:space="preserve">     Histograms display continuous numeric data in intervals (bins) with bars touching.</w:t>
-      </w:r>
-    </w:p>
-    <w:p>
-      <w:pPr>
-        <w:spacing w:after="40" w:before="0"/>
-      </w:pPr>
-      <w:r>
-        <w:rPr>
-          <w:b/>
-          <w:bCs/>
-        </w:rPr>
-        <w:t xml:space="preserve">8. A. 6 data values fall in that interval</w:t>
+        <w:rPr>
+          <w:i/>
+          <w:iCs/>
+        </w:rPr>
+        <w:t xml:space="preserve">     Watch for: A common mistake in Display Data: Histograms is skipping the key idea: "Each bar's height shows how many data values land inside that interval." — always check your work against this rule before you submit.</w:t>
+      </w:r>
+    </w:p>
+    <w:p>
+      <w:pPr>
+        <w:spacing w:after="40" w:before="0"/>
+      </w:pPr>
+      <w:r>
+        <w:rPr>
+          <w:b/>
+          <w:bCs/>
+        </w:rPr>
+        <w:t xml:space="preserve">8. Use this data set of rebounds per game to complete the frequency table (intervals of 5): 1, 3, 4, 6, 7, 8, 9, 11, 12, 13, 14, 16.</w:t>
+      </w:r>
+    </w:p>
+    <w:p>
+      <w:pPr>
+        <w:spacing w:after="20" w:before="0"/>
+      </w:pPr>
+      <w:r>
+        <w:t xml:space="preserve">     0–4 — Frequency: 3</w:t>
+      </w:r>
+    </w:p>
+    <w:p>
+      <w:pPr>
+        <w:spacing w:after="20" w:before="0"/>
+      </w:pPr>
+      <w:r>
+        <w:t xml:space="preserve">     5–9 — Frequency: 4</w:t>
+      </w:r>
+    </w:p>
+    <w:p>
+      <w:pPr>
+        <w:spacing w:after="20" w:before="0"/>
+      </w:pPr>
+      <w:r>
+        <w:t xml:space="preserve">     10–14 — Frequency: 4</w:t>
+      </w:r>
+    </w:p>
+    <w:p>
+      <w:pPr>
+        <w:spacing w:after="20" w:before="0"/>
+      </w:pPr>
+      <w:r>
+        <w:t xml:space="preserve">     15–19 — Frequency: 1</w:t>
+      </w:r>
+    </w:p>
+    <w:p>
+      <w:pPr>
+        <w:spacing w:after="40" w:before="0"/>
+      </w:pPr>
+      <w:r>
+        <w:t xml:space="preserve"/>
+      </w:r>
+    </w:p>
+    <w:p>
+      <w:pPr>
+        <w:spacing w:after="40" w:before="0"/>
+      </w:pPr>
+      <w:r>
+        <w:rPr>
+          <w:b/>
+          <w:bCs/>
+        </w:rPr>
+        <w:t xml:space="preserve">9. onLevel — Spot the Common Mistake</w:t>
+      </w:r>
+    </w:p>
+    <w:p>
+      <w:pPr>
+        <w:spacing w:after="20" w:before="0"/>
+      </w:pPr>
+      <w:r>
+        <w:t xml:space="preserve">     The mistake is in Step 2.</w:t>
+      </w:r>
+    </w:p>
+    <w:p>
+      <w:pPr>
+        <w:spacing w:after="20" w:before="0"/>
+      </w:pPr>
+      <w:r>
+        <w:t xml:space="preserve">     Correct work: Follow the key idea: Each bar's height shows how many data values land inside that interval.</w:t>
+      </w:r>
+    </w:p>
+    <w:p>
+      <w:pPr>
+        <w:spacing w:after="40" w:before="0"/>
+      </w:pPr>
+      <w:r>
+        <w:rPr>
+          <w:b/>
+          <w:bCs/>
+        </w:rPr>
+        <w:t xml:space="preserve">10. A. 6</w:t>
+      </w:r>
+    </w:p>
+    <w:p>
+      <w:pPr>
+        <w:spacing w:after="20" w:before="0"/>
+      </w:pPr>
+      <w:r>
+        <w:t xml:space="preserve">     The values 12, 14, 15, 17, 18, and 19 all fall between 10 and 19, so the frequency for that bin is 6.</w:t>
       </w:r>
     </w:p>
     <w:p>
@@ -1588,47 +1888,11 @@
         <w:spacing w:after="80" w:before="0"/>
       </w:pPr>
       <w:r>
-        <w:t xml:space="preserve">     The bar height is the frequency — how many values fall in that bin.</w:t>
-      </w:r>
-    </w:p>
-    <w:p>
-      <w:pPr>
-        <w:spacing w:after="40" w:before="0"/>
-      </w:pPr>
-      <w:r>
-        <w:rPr>
-          <w:b/>
-          <w:bCs/>
-        </w:rPr>
-        <w:t xml:space="preserve">9. A. 15</w:t>
-      </w:r>
-    </w:p>
-    <w:p>
-      <w:pPr>
-        <w:spacing w:after="80" w:before="0"/>
-      </w:pPr>
-      <w:r>
-        <w:t xml:space="preserve">     4 + 9 + 2 = 15 data values.</w:t>
-      </w:r>
-    </w:p>
-    <w:p>
-      <w:pPr>
-        <w:spacing w:after="40" w:before="0"/>
-      </w:pPr>
-      <w:r>
-        <w:rPr>
-          <w:b/>
-          <w:bCs/>
-        </w:rPr>
-        <w:t xml:space="preserve">10. A. So the bars fairly compare how many values fall in each range</w:t>
-      </w:r>
-    </w:p>
-    <w:p>
-      <w:pPr>
-        <w:spacing w:after="80" w:before="0"/>
-      </w:pPr>
-      <w:r>
-        <w:t xml:space="preserve">     Equal widths make frequency comparisons fair across bins.</w:t>
+        <w:rPr>
+          <w:i/>
+          <w:iCs/>
+        </w:rPr>
+        <w:t xml:space="preserve">     Watch for: A common mistake in Display Data: Histograms is skipping the key idea: "Each bar's height shows how many data values land inside that interval." — always check your work against this rule before you submit.</w:t>
       </w:r>
     </w:p>
     <w:sectPr>

--- a/lessons/8-6/homework.docx
+++ b/lessons/8-6/homework.docx
@@ -381,69 +381,6 @@
                     </pic:cNvPicPr>
                   </pic:nvPicPr>
                   <pic:blipFill>
-                    <a:blip r:embed="rId9" cstate="none"/>
-                    <a:srcRect/>
-                    <a:stretch>
-                      <a:fillRect/>
-                    </a:stretch>
-                  </pic:blipFill>
-                  <pic:spPr bwMode="auto">
-                    <a:xfrm>
-                      <a:off x="0" y="0"/>
-                      <a:ext cx="1047750" cy="790575"/>
-                    </a:xfrm>
-                    <a:prstGeom prst="rect">
-                      <a:avLst/>
-                    </a:prstGeom>
-                  </pic:spPr>
-                </pic:pic>
-              </a:graphicData>
-            </a:graphic>
-          </wp:inline>
-        </w:drawing>
-      </w:r>
-    </w:p>
-    <w:p>
-      <w:pPr>
-        <w:keepNext/>
-        <w:spacing w:after="120"/>
-      </w:pPr>
-      <w:r>
-        <w:rPr>
-          <w:b/>
-          <w:bCs/>
-        </w:rPr>
-        <w:t xml:space="preserve">Data distribution (Distribución de datos)</w:t>
-      </w:r>
-      <w:r>
-        <w:t xml:space="preserve"> — How the data looks: where it sits and how spread out it is.</w:t>
-      </w:r>
-    </w:p>
-    <w:p>
-      <w:pPr>
-        <w:keepNext/>
-        <w:spacing w:after="20" w:before="80"/>
-        <w:jc w:val="center"/>
-      </w:pPr>
-      <w:r>
-        <w:drawing>
-          <wp:inline distT="0" distB="0" distL="0" distR="0">
-            <wp:extent cx="1047750" cy="790575"/>
-            <wp:effectExtent t="0" r="0" b="0" l="0"/>
-            <wp:docPr id="1" name="" descr="" title=""/>
-            <wp:cNvGraphicFramePr>
-              <a:graphicFrameLocks xmlns:a="http://schemas.openxmlformats.org/drawingml/2006/main" noChangeAspect="1"/>
-            </wp:cNvGraphicFramePr>
-            <a:graphic xmlns:a="http://schemas.openxmlformats.org/drawingml/2006/main">
-              <a:graphicData uri="http://schemas.openxmlformats.org/drawingml/2006/picture">
-                <pic:pic xmlns:pic="http://schemas.openxmlformats.org/drawingml/2006/picture">
-                  <pic:nvPicPr>
-                    <pic:cNvPr id="0" name="" descr=""/>
-                    <pic:cNvPicPr>
-                      <a:picLocks noChangeAspect="1" noChangeArrowheads="1"/>
-                    </pic:cNvPicPr>
-                  </pic:nvPicPr>
-                  <pic:blipFill>
                     <a:blip r:embed="rId10" cstate="none"/>
                     <a:srcRect/>
                     <a:stretch>
@@ -524,31 +461,31 @@
         <w:spacing w:after="40" w:before="0"/>
       </w:pPr>
       <w:r>
-        <w:t xml:space="preserve">     A. 28</w:t>
-      </w:r>
-    </w:p>
-    <w:p>
-      <w:pPr>
-        <w:spacing w:after="40" w:before="0"/>
-      </w:pPr>
-      <w:r>
-        <w:t xml:space="preserve">     B. 12</w:t>
-      </w:r>
-    </w:p>
-    <w:p>
-      <w:pPr>
-        <w:spacing w:after="40" w:before="0"/>
-      </w:pPr>
-      <w:r>
-        <w:t xml:space="preserve">     C. 20</w:t>
-      </w:r>
-    </w:p>
-    <w:p>
-      <w:pPr>
-        <w:spacing w:after="40" w:before="0"/>
-      </w:pPr>
-      <w:r>
-        <w:t xml:space="preserve">     D. 15</w:t>
+        <w:t xml:space="preserve">     A. 20</w:t>
+      </w:r>
+    </w:p>
+    <w:p>
+      <w:pPr>
+        <w:spacing w:after="40" w:before="0"/>
+      </w:pPr>
+      <w:r>
+        <w:t xml:space="preserve">     B. 15</w:t>
+      </w:r>
+    </w:p>
+    <w:p>
+      <w:pPr>
+        <w:spacing w:after="40" w:before="0"/>
+      </w:pPr>
+      <w:r>
+        <w:t xml:space="preserve">     C. 28</w:t>
+      </w:r>
+    </w:p>
+    <w:p>
+      <w:pPr>
+        <w:spacing w:after="40" w:before="0"/>
+      </w:pPr>
+      <w:r>
+        <w:t xml:space="preserve">     D. 12</w:t>
       </w:r>
     </w:p>
     <w:p>
@@ -579,31 +516,31 @@
         <w:spacing w:after="40" w:before="0"/>
       </w:pPr>
       <w:r>
-        <w:t xml:space="preserve">     A. The frequency (count) of data in that interval</w:t>
-      </w:r>
-    </w:p>
-    <w:p>
-      <w:pPr>
-        <w:spacing w:after="40" w:before="0"/>
-      </w:pPr>
-      <w:r>
-        <w:t xml:space="preserve">     B. The average of the data in that interval</w:t>
-      </w:r>
-    </w:p>
-    <w:p>
-      <w:pPr>
-        <w:spacing w:after="40" w:before="0"/>
-      </w:pPr>
-      <w:r>
-        <w:t xml:space="preserve">     C. The range of the interval</w:t>
-      </w:r>
-    </w:p>
-    <w:p>
-      <w:pPr>
-        <w:spacing w:after="40" w:before="0"/>
-      </w:pPr>
-      <w:r>
-        <w:t xml:space="preserve">     D. The median of the data</w:t>
+        <w:t xml:space="preserve">     A. The average of the data in that interval</w:t>
+      </w:r>
+    </w:p>
+    <w:p>
+      <w:pPr>
+        <w:spacing w:after="40" w:before="0"/>
+      </w:pPr>
+      <w:r>
+        <w:t xml:space="preserve">     B. The range of the interval</w:t>
+      </w:r>
+    </w:p>
+    <w:p>
+      <w:pPr>
+        <w:spacing w:after="40" w:before="0"/>
+      </w:pPr>
+      <w:r>
+        <w:t xml:space="preserve">     C. The median of the data</w:t>
+      </w:r>
+    </w:p>
+    <w:p>
+      <w:pPr>
+        <w:spacing w:after="40" w:before="0"/>
+      </w:pPr>
+      <w:r>
+        <w:t xml:space="preserve">     D. The frequency (count) of data in that interval</w:t>
       </w:r>
     </w:p>
     <w:p>
@@ -887,31 +824,31 @@
         <w:spacing w:after="40" w:before="0"/>
       </w:pPr>
       <w:r>
-        <w:t xml:space="preserve">     A. 70–79 with 10 students</w:t>
-      </w:r>
-    </w:p>
-    <w:p>
-      <w:pPr>
-        <w:spacing w:after="40" w:before="0"/>
-      </w:pPr>
-      <w:r>
-        <w:t xml:space="preserve">     B. 80–89 with 8 students</w:t>
-      </w:r>
-    </w:p>
-    <w:p>
-      <w:pPr>
-        <w:spacing w:after="40" w:before="0"/>
-      </w:pPr>
-      <w:r>
-        <w:t xml:space="preserve">     C. 60–69 with 5 students</w:t>
-      </w:r>
-    </w:p>
-    <w:p>
-      <w:pPr>
-        <w:spacing w:after="40" w:before="0"/>
-      </w:pPr>
-      <w:r>
-        <w:t xml:space="preserve">     D. 90–99 with 3 students</w:t>
+        <w:t xml:space="preserve">     A. 90–99 with 3 students</w:t>
+      </w:r>
+    </w:p>
+    <w:p>
+      <w:pPr>
+        <w:spacing w:after="40" w:before="0"/>
+      </w:pPr>
+      <w:r>
+        <w:t xml:space="preserve">     B. 70–79 with 10 students</w:t>
+      </w:r>
+    </w:p>
+    <w:p>
+      <w:pPr>
+        <w:spacing w:after="40" w:before="0"/>
+      </w:pPr>
+      <w:r>
+        <w:t xml:space="preserve">     C. 80–89 with 8 students</w:t>
+      </w:r>
+    </w:p>
+    <w:p>
+      <w:pPr>
+        <w:spacing w:after="40" w:before="0"/>
+      </w:pPr>
+      <w:r>
+        <w:t xml:space="preserve">     D. 60–69 with 5 students</w:t>
       </w:r>
     </w:p>
     <w:p>
@@ -1138,31 +1075,31 @@
         <w:spacing w:after="40" w:before="0"/>
       </w:pPr>
       <w:r>
-        <w:t xml:space="preserve">     A. Skewed right (most players low, tail toward high values)</w:t>
-      </w:r>
-    </w:p>
-    <w:p>
-      <w:pPr>
-        <w:spacing w:after="40" w:before="0"/>
-      </w:pPr>
-      <w:r>
-        <w:t xml:space="preserve">     B. Skewed left (most players high, tail toward low values)</w:t>
-      </w:r>
-    </w:p>
-    <w:p>
-      <w:pPr>
-        <w:spacing w:after="40" w:before="0"/>
-      </w:pPr>
-      <w:r>
-        <w:t xml:space="preserve">     C. Perfectly symmetric</w:t>
-      </w:r>
-    </w:p>
-    <w:p>
-      <w:pPr>
-        <w:spacing w:after="40" w:before="0"/>
-      </w:pPr>
-      <w:r>
-        <w:t xml:space="preserve">     D. Flat / uniform (all bars equal)</w:t>
+        <w:t xml:space="preserve">     A. Perfectly symmetric</w:t>
+      </w:r>
+    </w:p>
+    <w:p>
+      <w:pPr>
+        <w:spacing w:after="40" w:before="0"/>
+      </w:pPr>
+      <w:r>
+        <w:t xml:space="preserve">     B. Flat / uniform (all bars equal)</w:t>
+      </w:r>
+    </w:p>
+    <w:p>
+      <w:pPr>
+        <w:spacing w:after="40" w:before="0"/>
+      </w:pPr>
+      <w:r>
+        <w:t xml:space="preserve">     C. Skewed right (most players low, tail toward high values)</w:t>
+      </w:r>
+    </w:p>
+    <w:p>
+      <w:pPr>
+        <w:spacing w:after="40" w:before="0"/>
+      </w:pPr>
+      <w:r>
+        <w:t xml:space="preserve">     D. Skewed left (most players high, tail toward low values)</w:t>
       </w:r>
     </w:p>
     <w:p>
@@ -1378,31 +1315,39 @@
           <w:b/>
           <w:bCs/>
         </w:rPr>
-        <w:t xml:space="preserve">9. onLevel — Spot the Common Mistake</w:t>
-      </w:r>
-    </w:p>
-    <w:p>
-      <w:pPr>
-        <w:spacing w:after="40" w:before="0"/>
-      </w:pPr>
-      <w:r>
-        <w:t xml:space="preserve">   Step 1 (Read): A student is working on Display Data: Histograms.</w:t>
-      </w:r>
-    </w:p>
-    <w:p>
-      <w:pPr>
-        <w:spacing w:after="40" w:before="0"/>
-      </w:pPr>
-      <w:r>
-        <w:t xml:space="preserve">   Step 2 (Attempt): They ignored the rule: Each bar's height shows how many data values land inside that interval.</w:t>
-      </w:r>
-    </w:p>
-    <w:p>
-      <w:pPr>
-        <w:spacing w:after="40" w:before="0"/>
-      </w:pPr>
-      <w:r>
-        <w:t xml:space="preserve">   Step 3 (Check): The answer does not match the math rule from class.</w:t>
+        <w:t xml:space="preserve">9. onLevel — Spot the Interval Mistake</w:t>
+      </w:r>
+    </w:p>
+    <w:p>
+      <w:pPr>
+        <w:spacing w:after="40" w:before="0"/>
+      </w:pPr>
+      <w:r>
+        <w:t xml:space="preserve">   Step 1 (Data (assists per game)): 1, 4, 6, 9, 12, 15, 18</w:t>
+      </w:r>
+    </w:p>
+    <w:p>
+      <w:pPr>
+        <w:spacing w:after="40" w:before="0"/>
+      </w:pPr>
+      <w:r>
+        <w:t xml:space="preserve">   Step 2 (Intervals the student chose): 0–5, 6–10, 12–18</w:t>
+      </w:r>
+    </w:p>
+    <w:p>
+      <w:pPr>
+        <w:spacing w:after="40" w:before="0"/>
+      </w:pPr>
+      <w:r>
+        <w:t xml:space="preserve">   Step 3 (Frequency count): 0–5: 2, 6–10: 2, 12–18: 3</w:t>
+      </w:r>
+    </w:p>
+    <w:p>
+      <w:pPr>
+        <w:spacing w:after="40" w:before="0"/>
+      </w:pPr>
+      <w:r>
+        <w:t xml:space="preserve">   Step 4 (Conclusion): The student drew three bars and said the histogram was complete.</w:t>
       </w:r>
     </w:p>
     <w:p>
@@ -1467,31 +1412,31 @@
         <w:spacing w:after="40" w:before="0"/>
       </w:pPr>
       <w:r>
-        <w:t xml:space="preserve">     A. 6</w:t>
-      </w:r>
-    </w:p>
-    <w:p>
-      <w:pPr>
-        <w:spacing w:after="40" w:before="0"/>
-      </w:pPr>
-      <w:r>
-        <w:t xml:space="preserve">     B. 3</w:t>
-      </w:r>
-    </w:p>
-    <w:p>
-      <w:pPr>
-        <w:spacing w:after="40" w:before="0"/>
-      </w:pPr>
-      <w:r>
-        <w:t xml:space="preserve">     C. 9</w:t>
-      </w:r>
-    </w:p>
-    <w:p>
-      <w:pPr>
-        <w:spacing w:after="40" w:before="0"/>
-      </w:pPr>
-      <w:r>
-        <w:t xml:space="preserve">     D. 5</w:t>
+        <w:t xml:space="preserve">     A. 9</w:t>
+      </w:r>
+    </w:p>
+    <w:p>
+      <w:pPr>
+        <w:spacing w:after="40" w:before="0"/>
+      </w:pPr>
+      <w:r>
+        <w:t xml:space="preserve">     B. 5</w:t>
+      </w:r>
+    </w:p>
+    <w:p>
+      <w:pPr>
+        <w:spacing w:after="40" w:before="0"/>
+      </w:pPr>
+      <w:r>
+        <w:t xml:space="preserve">     C. 6</w:t>
+      </w:r>
+    </w:p>
+    <w:p>
+      <w:pPr>
+        <w:spacing w:after="40" w:before="0"/>
+      </w:pPr>
+      <w:r>
+        <w:t xml:space="preserve">     D. 3</w:t>
       </w:r>
     </w:p>
     <w:p>
@@ -1532,7 +1477,7 @@
           <w:b/>
           <w:bCs/>
         </w:rPr>
-        <w:t xml:space="preserve">1. A. 28</w:t>
+        <w:t xml:space="preserve">1. C. 28</w:t>
       </w:r>
     </w:p>
     <w:p>
@@ -1552,19 +1497,19 @@
           <w:i/>
           <w:iCs/>
         </w:rPr>
-        <w:t xml:space="preserve">     Watch for: A common mistake in Display Data: Histograms is skipping the key idea: "Each bar's height shows how many data values land inside that interval." — always check your work against this rule before you submit.</w:t>
-      </w:r>
-    </w:p>
-    <w:p>
-      <w:pPr>
-        <w:spacing w:after="40" w:before="0"/>
-      </w:pPr>
-      <w:r>
-        <w:rPr>
-          <w:b/>
-          <w:bCs/>
-        </w:rPr>
-        <w:t xml:space="preserve">2. A. The frequency (count) of data in that interval</w:t>
+        <w:t xml:space="preserve">     Watch for: A common mistake in Display Data: Histograms is counting a boundary value in two intervals at once — for example, putting the value 10 in both the '0–9' bin and the '10–19' bin. Each data value belongs to exactly ONE interval. Before you submit, add up all your frequencies and check that the total matches the number of data values you started with.</w:t>
+      </w:r>
+    </w:p>
+    <w:p>
+      <w:pPr>
+        <w:spacing w:after="40" w:before="0"/>
+      </w:pPr>
+      <w:r>
+        <w:rPr>
+          <w:b/>
+          <w:bCs/>
+        </w:rPr>
+        <w:t xml:space="preserve">2. D. The frequency (count) of data in that interval</w:t>
       </w:r>
     </w:p>
     <w:p>
@@ -1584,7 +1529,7 @@
           <w:i/>
           <w:iCs/>
         </w:rPr>
-        <w:t xml:space="preserve">     Watch for: A common mistake in Display Data: Histograms is skipping the key idea: "Each bar's height shows how many data values land inside that interval." — always check your work against this rule before you submit.</w:t>
+        <w:t xml:space="preserve">     Watch for: A common mistake in Display Data: Histograms is counting a boundary value in two intervals at once — for example, putting the value 10 in both the '0–9' bin and the '10–19' bin. Each data value belongs to exactly ONE interval. Before you submit, add up all your frequencies and check that the total matches the number of data values you started with.</w:t>
       </w:r>
     </w:p>
     <w:p>
@@ -1656,7 +1601,7 @@
           <w:b/>
           <w:bCs/>
         </w:rPr>
-        <w:t xml:space="preserve">4. A. 70–79 with 10 students</w:t>
+        <w:t xml:space="preserve">4. B. 70–79 with 10 students</w:t>
       </w:r>
     </w:p>
     <w:p>
@@ -1676,7 +1621,7 @@
           <w:i/>
           <w:iCs/>
         </w:rPr>
-        <w:t xml:space="preserve">     Watch for: A common mistake in Display Data: Histograms is skipping the key idea: "Each bar's height shows how many data values land inside that interval." — always check your work against this rule before you submit.</w:t>
+        <w:t xml:space="preserve">     Watch for: A common mistake in Display Data: Histograms is counting a boundary value in two intervals at once — for example, putting the value 10 in both the '0–9' bin and the '10–19' bin. Each data value belongs to exactly ONE interval. Before you submit, add up all your frequencies and check that the total matches the number of data values you started with.</w:t>
       </w:r>
     </w:p>
     <w:p>
@@ -1760,7 +1705,7 @@
           <w:b/>
           <w:bCs/>
         </w:rPr>
-        <w:t xml:space="preserve">7. A. Skewed right (most players low, tail toward high values)</w:t>
+        <w:t xml:space="preserve">7. C. Skewed right (most players low, tail toward high values)</w:t>
       </w:r>
     </w:p>
     <w:p>
@@ -1780,7 +1725,7 @@
           <w:i/>
           <w:iCs/>
         </w:rPr>
-        <w:t xml:space="preserve">     Watch for: A common mistake in Display Data: Histograms is skipping the key idea: "Each bar's height shows how many data values land inside that interval." — always check your work against this rule before you submit.</w:t>
+        <w:t xml:space="preserve">     Watch for: A common mistake in Display Data: Histograms is counting a boundary value in two intervals at once — for example, putting the value 10 in both the '0–9' bin and the '10–19' bin. Each data value belongs to exactly ONE interval. Before you submit, add up all your frequencies and check that the total matches the number of data values you started with.</w:t>
       </w:r>
     </w:p>
     <w:p>
@@ -1844,7 +1789,7 @@
           <w:b/>
           <w:bCs/>
         </w:rPr>
-        <w:t xml:space="preserve">9. onLevel — Spot the Common Mistake</w:t>
+        <w:t xml:space="preserve">9. onLevel — Spot the Interval Mistake</w:t>
       </w:r>
     </w:p>
     <w:p>
@@ -1860,19 +1805,19 @@
         <w:spacing w:after="20" w:before="0"/>
       </w:pPr>
       <w:r>
-        <w:t xml:space="preserve">     Correct work: Follow the key idea: Each bar's height shows how many data values land inside that interval.</w:t>
-      </w:r>
-    </w:p>
-    <w:p>
-      <w:pPr>
-        <w:spacing w:after="40" w:before="0"/>
-      </w:pPr>
-      <w:r>
-        <w:rPr>
-          <w:b/>
-          <w:bCs/>
-        </w:rPr>
-        <w:t xml:space="preserve">10. A. 6</w:t>
+        <w:t xml:space="preserve">     Correct work: The intervals are not equal in width and they leave a gap. 0–5 and 6–10 each cover 6 values, but 12–18 covers 7 values and the value 11 has no bin at all. Histogram intervals must be equal-width and cover every value with no gaps. Using equal intervals of 5 (0–4, 5–9, 10–14, 15–19) gives frequencies 0–4: 2 (the 1 and 4), 5–9: 2 (the 6 and 9), 10–14: 1 (the 12), and 15–19: 2 (the 15 and 18), totaling 7.</w:t>
+      </w:r>
+    </w:p>
+    <w:p>
+      <w:pPr>
+        <w:spacing w:after="40" w:before="0"/>
+      </w:pPr>
+      <w:r>
+        <w:rPr>
+          <w:b/>
+          <w:bCs/>
+        </w:rPr>
+        <w:t xml:space="preserve">10. C. 6</w:t>
       </w:r>
     </w:p>
     <w:p>
@@ -1892,7 +1837,7 @@
           <w:i/>
           <w:iCs/>
         </w:rPr>
-        <w:t xml:space="preserve">     Watch for: A common mistake in Display Data: Histograms is skipping the key idea: "Each bar's height shows how many data values land inside that interval." — always check your work against this rule before you submit.</w:t>
+        <w:t xml:space="preserve">     Watch for: A common mistake in Display Data: Histograms is counting a boundary value in two intervals at once — for example, putting the value 10 in both the '0–9' bin and the '10–19' bin. Each data value belongs to exactly ONE interval. Before you submit, add up all your frequencies and check that the total matches the number of data values you started with.</w:t>
       </w:r>
     </w:p>
     <w:sectPr>

--- a/lessons/8-6/homework.docx
+++ b/lessons/8-6/homework.docx
@@ -24,7 +24,7 @@
           <w:i/>
           <w:iCs/>
         </w:rPr>
-        <w:t xml:space="preserve">Lesson 7-6  •  Standard 6.AT.8</w:t>
+        <w:t xml:space="preserve">Lesson 8-6  •  Standard 6.AT.8</w:t>
       </w:r>
     </w:p>
     <w:p>
@@ -161,10 +161,10 @@
           <w:b/>
           <w:bCs/>
         </w:rPr>
-        <w:t xml:space="preserve">Solve (Resolver)</w:t>
-      </w:r>
-      <w:r>
-        <w:t xml:space="preserve"> — To find the number that makes it true.</w:t>
+        <w:t xml:space="preserve">Solve and Graph Inequalities (Resolver y representar desigualdades)</w:t>
+      </w:r>
+      <w:r>
+        <w:t xml:space="preserve"> — Isolate the variable, then show the complete solution set on a number line.</w:t>
       </w:r>
     </w:p>
     <w:p>
@@ -224,73 +224,10 @@
           <w:b/>
           <w:bCs/>
         </w:rPr>
-        <w:t xml:space="preserve">Graph (Graficar)</w:t>
-      </w:r>
-      <w:r>
-        <w:t xml:space="preserve"> — To show answers on a number line with circles and shading.</w:t>
-      </w:r>
-    </w:p>
-    <w:p>
-      <w:pPr>
-        <w:keepNext/>
-        <w:spacing w:after="20" w:before="80"/>
-        <w:jc w:val="center"/>
-      </w:pPr>
-      <w:r>
-        <w:drawing>
-          <wp:inline distT="0" distB="0" distL="0" distR="0">
-            <wp:extent cx="1047750" cy="790575"/>
-            <wp:effectExtent t="0" r="0" b="0" l="0"/>
-            <wp:docPr id="1" name="" descr="" title=""/>
-            <wp:cNvGraphicFramePr>
-              <a:graphicFrameLocks xmlns:a="http://schemas.openxmlformats.org/drawingml/2006/main" noChangeAspect="1"/>
-            </wp:cNvGraphicFramePr>
-            <a:graphic xmlns:a="http://schemas.openxmlformats.org/drawingml/2006/main">
-              <a:graphicData uri="http://schemas.openxmlformats.org/drawingml/2006/picture">
-                <pic:pic xmlns:pic="http://schemas.openxmlformats.org/drawingml/2006/picture">
-                  <pic:nvPicPr>
-                    <pic:cNvPr id="0" name="" descr=""/>
-                    <pic:cNvPicPr>
-                      <a:picLocks noChangeAspect="1" noChangeArrowheads="1"/>
-                    </pic:cNvPicPr>
-                  </pic:nvPicPr>
-                  <pic:blipFill>
-                    <a:blip r:embed="rId7" cstate="none"/>
-                    <a:srcRect/>
-                    <a:stretch>
-                      <a:fillRect/>
-                    </a:stretch>
-                  </pic:blipFill>
-                  <pic:spPr bwMode="auto">
-                    <a:xfrm>
-                      <a:off x="0" y="0"/>
-                      <a:ext cx="1047750" cy="790575"/>
-                    </a:xfrm>
-                    <a:prstGeom prst="rect">
-                      <a:avLst/>
-                    </a:prstGeom>
-                  </pic:spPr>
-                </pic:pic>
-              </a:graphicData>
-            </a:graphic>
-          </wp:inline>
-        </w:drawing>
-      </w:r>
-    </w:p>
-    <w:p>
-      <w:pPr>
-        <w:keepNext/>
-        <w:spacing w:after="120"/>
-      </w:pPr>
-      <w:r>
-        <w:rPr>
-          <w:b/>
-          <w:bCs/>
-        </w:rPr>
-        <w:t xml:space="preserve">Solution (Solución)</w:t>
-      </w:r>
-      <w:r>
-        <w:t xml:space="preserve"> — A number that makes the equation or inequality true.</w:t>
+        <w:t xml:space="preserve">Solve (Resolver)</w:t>
+      </w:r>
+      <w:r>
+        <w:t xml:space="preserve"> — To find the number that makes it true.</w:t>
       </w:r>
     </w:p>
     <w:p>
@@ -350,10 +287,73 @@
           <w:b/>
           <w:bCs/>
         </w:rPr>
-        <w:t xml:space="preserve">Substitute (Sustituir)</w:t>
-      </w:r>
-      <w:r>
-        <w:t xml:space="preserve"> — To put a number in for the letter to check if it works.</w:t>
+        <w:t xml:space="preserve">Graph (Graficar)</w:t>
+      </w:r>
+      <w:r>
+        <w:t xml:space="preserve"> — To show answers on a number line with circles and shading.</w:t>
+      </w:r>
+    </w:p>
+    <w:p>
+      <w:pPr>
+        <w:keepNext/>
+        <w:spacing w:after="20" w:before="80"/>
+        <w:jc w:val="center"/>
+      </w:pPr>
+      <w:r>
+        <w:drawing>
+          <wp:inline distT="0" distB="0" distL="0" distR="0">
+            <wp:extent cx="1047750" cy="790575"/>
+            <wp:effectExtent t="0" r="0" b="0" l="0"/>
+            <wp:docPr id="1" name="" descr="" title=""/>
+            <wp:cNvGraphicFramePr>
+              <a:graphicFrameLocks xmlns:a="http://schemas.openxmlformats.org/drawingml/2006/main" noChangeAspect="1"/>
+            </wp:cNvGraphicFramePr>
+            <a:graphic xmlns:a="http://schemas.openxmlformats.org/drawingml/2006/main">
+              <a:graphicData uri="http://schemas.openxmlformats.org/drawingml/2006/picture">
+                <pic:pic xmlns:pic="http://schemas.openxmlformats.org/drawingml/2006/picture">
+                  <pic:nvPicPr>
+                    <pic:cNvPr id="0" name="" descr=""/>
+                    <pic:cNvPicPr>
+                      <a:picLocks noChangeAspect="1" noChangeArrowheads="1"/>
+                    </pic:cNvPicPr>
+                  </pic:nvPicPr>
+                  <pic:blipFill>
+                    <a:blip r:embed="rId8" cstate="none"/>
+                    <a:srcRect/>
+                    <a:stretch>
+                      <a:fillRect/>
+                    </a:stretch>
+                  </pic:blipFill>
+                  <pic:spPr bwMode="auto">
+                    <a:xfrm>
+                      <a:off x="0" y="0"/>
+                      <a:ext cx="1047750" cy="790575"/>
+                    </a:xfrm>
+                    <a:prstGeom prst="rect">
+                      <a:avLst/>
+                    </a:prstGeom>
+                  </pic:spPr>
+                </pic:pic>
+              </a:graphicData>
+            </a:graphic>
+          </wp:inline>
+        </w:drawing>
+      </w:r>
+    </w:p>
+    <w:p>
+      <w:pPr>
+        <w:keepNext/>
+        <w:spacing w:after="120"/>
+      </w:pPr>
+      <w:r>
+        <w:rPr>
+          <w:b/>
+          <w:bCs/>
+        </w:rPr>
+        <w:t xml:space="preserve">Solution (Solución)</w:t>
+      </w:r>
+      <w:r>
+        <w:t xml:space="preserve"> — A number that makes the equation or inequality true.</w:t>
       </w:r>
     </w:p>
     <w:p>
@@ -413,10 +413,10 @@
           <w:b/>
           <w:bCs/>
         </w:rPr>
-        <w:t xml:space="preserve">Solution set (Conjunto solución)</w:t>
-      </w:r>
-      <w:r>
-        <w:t xml:space="preserve"> — All of the values that make an inequality true.</w:t>
+        <w:t xml:space="preserve">Substitute (Sustituir)</w:t>
+      </w:r>
+      <w:r>
+        <w:t xml:space="preserve"> — To put a number in place of a letter.</w:t>
       </w:r>
     </w:p>
     <w:p>
@@ -444,7 +444,7 @@
                     </pic:cNvPicPr>
                   </pic:nvPicPr>
                   <pic:blipFill>
-                    <a:blip r:embed="rId7" cstate="none"/>
+                    <a:blip r:embed="rId11" cstate="none"/>
                     <a:srcRect/>
                     <a:stretch>
                       <a:fillRect/>
@@ -476,10 +476,73 @@
           <w:b/>
           <w:bCs/>
         </w:rPr>
+        <w:t xml:space="preserve">Solution set (Conjunto solución)</w:t>
+      </w:r>
+      <w:r>
+        <w:t xml:space="preserve"> — All the numbers that make the inequality true.</w:t>
+      </w:r>
+    </w:p>
+    <w:p>
+      <w:pPr>
+        <w:keepNext/>
+        <w:spacing w:after="20" w:before="80"/>
+        <w:jc w:val="center"/>
+      </w:pPr>
+      <w:r>
+        <w:drawing>
+          <wp:inline distT="0" distB="0" distL="0" distR="0">
+            <wp:extent cx="1047750" cy="790575"/>
+            <wp:effectExtent t="0" r="0" b="0" l="0"/>
+            <wp:docPr id="1" name="" descr="" title=""/>
+            <wp:cNvGraphicFramePr>
+              <a:graphicFrameLocks xmlns:a="http://schemas.openxmlformats.org/drawingml/2006/main" noChangeAspect="1"/>
+            </wp:cNvGraphicFramePr>
+            <a:graphic xmlns:a="http://schemas.openxmlformats.org/drawingml/2006/main">
+              <a:graphicData uri="http://schemas.openxmlformats.org/drawingml/2006/picture">
+                <pic:pic xmlns:pic="http://schemas.openxmlformats.org/drawingml/2006/picture">
+                  <pic:nvPicPr>
+                    <pic:cNvPr id="0" name="" descr=""/>
+                    <pic:cNvPicPr>
+                      <a:picLocks noChangeAspect="1" noChangeArrowheads="1"/>
+                    </pic:cNvPicPr>
+                  </pic:nvPicPr>
+                  <pic:blipFill>
+                    <a:blip r:embed="rId8" cstate="none"/>
+                    <a:srcRect/>
+                    <a:stretch>
+                      <a:fillRect/>
+                    </a:stretch>
+                  </pic:blipFill>
+                  <pic:spPr bwMode="auto">
+                    <a:xfrm>
+                      <a:off x="0" y="0"/>
+                      <a:ext cx="1047750" cy="790575"/>
+                    </a:xfrm>
+                    <a:prstGeom prst="rect">
+                      <a:avLst/>
+                    </a:prstGeom>
+                  </pic:spPr>
+                </pic:pic>
+              </a:graphicData>
+            </a:graphic>
+          </wp:inline>
+        </w:drawing>
+      </w:r>
+    </w:p>
+    <w:p>
+      <w:pPr>
+        <w:keepNext/>
+        <w:spacing w:after="120"/>
+      </w:pPr>
+      <w:r>
+        <w:rPr>
+          <w:b/>
+          <w:bCs/>
+        </w:rPr>
         <w:t xml:space="preserve">Inverse operation (Operación inversa)</w:t>
       </w:r>
       <w:r>
-        <w:t xml:space="preserve"> — An operation that undoes another, used to isolate the variable.</w:t>
+        <w:t xml:space="preserve"> — Two math actions that undo each other, like × and ÷.</w:t>
       </w:r>
     </w:p>
     <w:p>
@@ -993,7 +1056,7 @@
           <w:b/>
           <w:bCs/>
         </w:rPr>
-        <w:t xml:space="preserve">6. onLevel — Catch the Open vs. Closed Circle Mistake</w:t>
+        <w:t xml:space="preserve">6. Catch the Open vs. Closed Circle Mistake</w:t>
       </w:r>
     </w:p>
     <w:p>
@@ -1598,7 +1661,7 @@
           <w:b/>
           <w:bCs/>
         </w:rPr>
-        <w:t xml:space="preserve">6. onLevel — Catch the Open vs. Closed Circle Mistake</w:t>
+        <w:t xml:space="preserve">6. Catch the Open vs. Closed Circle Mistake</w:t>
       </w:r>
     </w:p>
     <w:p>
@@ -1615,6 +1678,14 @@
       </w:pPr>
       <w:r>
         <w:t xml:space="preserve">     Correct work: The solving is correct: x ≥ 13. But the symbol ≥ means 'greater than OR equal to,' so 13 IS a solution and must be included. Use a CLOSED circle at 13 (not open), then shade right.</w:t>
+      </w:r>
+    </w:p>
+    <w:p>
+      <w:pPr>
+        <w:spacing w:after="80" w:before="0"/>
+      </w:pPr>
+      <w:r>
+        <w:t xml:space="preserve">     Watch for: The solving is correct — adding 4 to both sides gives x ≥ 13 — but the graph left the boundary out. The symbol ≥ means "greater than or equal to," so 13 is itself a solution and must be filled in: a closed circle at 13, shaded to the right.</w:t>
       </w:r>
     </w:p>
     <w:p>
